--- a/УЧПРАКТИКА_4342_ТИССЕН_МЮ.docx
+++ b/УЧПРАКТИКА_4342_ТИССЕН_МЮ.docx
@@ -6569,93 +6569,42 @@
         <w:pStyle w:val="a1"/>
       </w:pPr>
       <w:r>
-        <w:t>Тиссен Михаил Юрьевич, студент группы 4342, второго курса бакалавриата Санкт-Петербургского электротехнического университета “ЛЭТИ” им В.И. Ульянова, проходил учебную практику по теме “Новые языки программирования” с 06.07.2026 по 17.07.2026.</w:t>
-      </w:r>
-    </w:p>
-    <w:p>
-      <w:pPr>
-        <w:pStyle w:val="a1"/>
-      </w:pPr>
-      <w:r>
-        <w:t>В течение практики обучающийся Тиссен Михаил Юрьевич выполнял задание на создание визуализатора топологической сортировки.</w:t>
-      </w:r>
-      <w:r>
-        <w:br/>
-      </w:r>
-      <w:r>
-        <w:tab/>
-      </w:r>
-      <w:r>
-        <w:t xml:space="preserve">В результате практики обучающийся создал интерактивное веб-приложение, позволяющее выполнять сортировку как на файлах с готовыми параметрами, так и созданными вручную с помощью интерфейса. Получаемую работу обучающийся Тиссен Михаил Юрьевич выполнял с интересом, проявляя интерес к языку программирования </w:t>
-      </w:r>
-      <w:proofErr w:type="spellStart"/>
-      <w:r>
-        <w:t>Kotlin</w:t>
-      </w:r>
-      <w:proofErr w:type="spellEnd"/>
-      <w:r>
-        <w:t xml:space="preserve"> и написанию на нём бэкенд части приложения.</w:t>
-      </w:r>
-    </w:p>
-    <w:p>
-      <w:pPr>
-        <w:pStyle w:val="a1"/>
-      </w:pPr>
-      <w:r>
-        <w:t>По результатам работы Тиссена Михаила Юрьевича учебную практику оцениваю на Отлично</w:t>
-      </w:r>
-    </w:p>
-    <w:p>
-      <w:pPr>
-        <w:pStyle w:val="a1"/>
-      </w:pPr>
-    </w:p>
-    <w:p>
-      <w:pPr>
-        <w:pStyle w:val="a1"/>
-      </w:pPr>
-    </w:p>
-    <w:p>
-      <w:pPr>
-        <w:pStyle w:val="a1"/>
-      </w:pPr>
-      <w:r>
-        <w:t>Шестопалов Р.П.</w:t>
-      </w:r>
-    </w:p>
-    <w:p>
-      <w:pPr>
-        <w:pStyle w:val="a1"/>
-      </w:pPr>
-      <w:r>
-        <w:t xml:space="preserve">Ассистент каф. </w:t>
-      </w:r>
-      <w:proofErr w:type="gramStart"/>
-      <w:r>
-        <w:t>МОЭВМ  15</w:t>
-      </w:r>
-      <w:proofErr w:type="gramEnd"/>
-      <w:r>
-        <w:t>.07.2026</w:t>
-      </w:r>
-      <w:r>
-        <w:tab/>
-      </w:r>
-      <w:r>
-        <w:tab/>
-        <w:t xml:space="preserve">                </w:t>
-      </w:r>
-      <w:r>
-        <w:t xml:space="preserve"> </w:t>
-      </w:r>
-      <w:r>
-        <w:t>/</w:t>
-      </w:r>
-    </w:p>
-    <w:p>
-      <w:pPr>
-        <w:pStyle w:val="a1"/>
-      </w:pPr>
+        <w:drawing>
+          <wp:inline distT="0" distB="0" distL="0" distR="0" wp14:anchorId="3C34EFCF" wp14:editId="33531CDD">
+            <wp:extent cx="5308218" cy="5219700"/>
+            <wp:effectExtent l="0" t="0" r="6985" b="0"/>
+            <wp:docPr id="748823515" name="Рисунок 1"/>
+            <wp:cNvGraphicFramePr>
+              <a:graphicFrameLocks xmlns:a="http://schemas.openxmlformats.org/drawingml/2006/main" noChangeAspect="1"/>
+            </wp:cNvGraphicFramePr>
+            <a:graphic xmlns:a="http://schemas.openxmlformats.org/drawingml/2006/main">
+              <a:graphicData uri="http://schemas.openxmlformats.org/drawingml/2006/picture">
+                <pic:pic xmlns:pic="http://schemas.openxmlformats.org/drawingml/2006/picture">
+                  <pic:nvPicPr>
+                    <pic:cNvPr id="748823515" name=""/>
+                    <pic:cNvPicPr/>
+                  </pic:nvPicPr>
+                  <pic:blipFill>
+                    <a:blip r:embed="rId13"/>
+                    <a:stretch>
+                      <a:fillRect/>
+                    </a:stretch>
+                  </pic:blipFill>
+                  <pic:spPr>
+                    <a:xfrm>
+                      <a:off x="0" y="0"/>
+                      <a:ext cx="5310874" cy="5222312"/>
+                    </a:xfrm>
+                    <a:prstGeom prst="rect">
+                      <a:avLst/>
+                    </a:prstGeom>
+                  </pic:spPr>
+                </pic:pic>
+              </a:graphicData>
+            </a:graphic>
+          </wp:inline>
+        </w:drawing>
+      </w:r>
     </w:p>
     <w:p>
       <w:pPr>
@@ -6924,6 +6873,98 @@
       </w:r>
       <w:r>
         <w:t>).</w:t>
+      </w:r>
+    </w:p>
+    <w:p>
+      <w:pPr>
+        <w:pStyle w:val="a1"/>
+        <w:numPr>
+          <w:ilvl w:val="0"/>
+          <w:numId w:val="5"/>
+        </w:numPr>
+      </w:pPr>
+      <w:r>
+        <w:t>Репозиторий</w:t>
+      </w:r>
+      <w:r>
+        <w:t xml:space="preserve">:  </w:t>
+      </w:r>
+      <w:r>
+        <w:rPr>
+          <w:lang w:val="en-US"/>
+        </w:rPr>
+        <w:t>https</w:t>
+      </w:r>
+      <w:r>
+        <w:t>://</w:t>
+      </w:r>
+      <w:proofErr w:type="spellStart"/>
+      <w:r>
+        <w:rPr>
+          <w:lang w:val="en-US"/>
+        </w:rPr>
+        <w:t>github</w:t>
+      </w:r>
+      <w:proofErr w:type="spellEnd"/>
+      <w:r>
+        <w:t>.</w:t>
+      </w:r>
+      <w:r>
+        <w:rPr>
+          <w:lang w:val="en-US"/>
+        </w:rPr>
+        <w:t>com</w:t>
+      </w:r>
+      <w:r>
+        <w:t>/</w:t>
+      </w:r>
+      <w:proofErr w:type="spellStart"/>
+      <w:r>
+        <w:rPr>
+          <w:lang w:val="en-US"/>
+        </w:rPr>
+        <w:t>yankupchinskiy</w:t>
+      </w:r>
+      <w:proofErr w:type="spellEnd"/>
+      <w:r>
+        <w:t>/</w:t>
+      </w:r>
+      <w:r>
+        <w:rPr>
+          <w:lang w:val="en-US"/>
+        </w:rPr>
+        <w:t>summer</w:t>
+      </w:r>
+      <w:r>
+        <w:t>_</w:t>
+      </w:r>
+      <w:proofErr w:type="spellStart"/>
+      <w:r>
+        <w:rPr>
+          <w:lang w:val="en-US"/>
+        </w:rPr>
+        <w:t>prac</w:t>
+      </w:r>
+      <w:proofErr w:type="spellEnd"/>
+      <w:r>
+        <w:t>_</w:t>
+      </w:r>
+      <w:proofErr w:type="spellStart"/>
+      <w:r>
+        <w:rPr>
+          <w:lang w:val="en-US"/>
+        </w:rPr>
+        <w:t>TopSort</w:t>
+      </w:r>
+      <w:proofErr w:type="spellEnd"/>
+      <w:r>
+        <w:t>.</w:t>
+      </w:r>
+      <w:r>
+        <w:rPr>
+          <w:lang w:val="en-US"/>
+        </w:rPr>
+        <w:t>git</w:t>
       </w:r>
     </w:p>
     <w:p>
@@ -7022,7 +7063,7 @@
                     </pic:cNvPicPr>
                   </pic:nvPicPr>
                   <pic:blipFill>
-                    <a:blip r:embed="rId13">
+                    <a:blip r:embed="rId14">
                       <a:extLst>
                         <a:ext uri="{28A0092B-C50C-407E-A947-70E740481C1C}">
                           <a14:useLocalDpi xmlns:a14="http://schemas.microsoft.com/office/drawing/2010/main" val="0"/>
@@ -7224,9 +7265,9 @@
       </w:pPr>
     </w:p>
     <w:sectPr>
-      <w:footerReference w:type="even" r:id="rId14"/>
-      <w:footerReference w:type="default" r:id="rId15"/>
-      <w:footerReference w:type="first" r:id="rId16"/>
+      <w:footerReference w:type="even" r:id="rId15"/>
+      <w:footerReference w:type="default" r:id="rId16"/>
+      <w:footerReference w:type="first" r:id="rId17"/>
       <w:pgSz w:w="11906" w:h="16838"/>
       <w:pgMar w:top="1134" w:right="850" w:bottom="1134" w:left="1701" w:header="0" w:footer="708" w:gutter="0"/>
       <w:cols w:space="720"/>

--- a/УЧПРАКТИКА_4342_ТИССЕН_МЮ.docx
+++ b/УЧПРАКТИКА_4342_ТИССЕН_МЮ.docx
@@ -1985,39 +1985,7 @@
         <w:pStyle w:val="a1"/>
       </w:pPr>
       <w:r>
-        <w:t xml:space="preserve">В рамках учебной практики разработан визуализатор алгоритма топологической сортировки Кана. Приложение реализовано на языке </w:t>
-      </w:r>
-      <w:proofErr w:type="spellStart"/>
-      <w:r>
-        <w:t>Kotlin</w:t>
-      </w:r>
-      <w:proofErr w:type="spellEnd"/>
-      <w:r>
-        <w:t xml:space="preserve"> с использованием веб-технологий: фреймворка </w:t>
-      </w:r>
-      <w:proofErr w:type="spellStart"/>
-      <w:r>
-        <w:t>KVision</w:t>
-      </w:r>
-      <w:proofErr w:type="spellEnd"/>
-      <w:r>
-        <w:t xml:space="preserve">, библиотеки vis.js для отрисовки графа и серверной части на </w:t>
-      </w:r>
-      <w:proofErr w:type="spellStart"/>
-      <w:r>
-        <w:t>Ktor</w:t>
-      </w:r>
-      <w:proofErr w:type="spellEnd"/>
-      <w:r>
-        <w:t xml:space="preserve">. Пользователь может задавать ориентированный граф вручную или загрузкой из JSON-файла, после чего в пошаговом режиме наблюдать за выполнением алгоритма с автоматическим вычислением входящих степеней, помещением вершин в очередь и обнаружением циклов. Графический интерфейс обеспечивает полное управление мышью. Проведено тестирование корректности алгоритма и интерфейса. В ходе работы освоены язык </w:t>
-      </w:r>
-      <w:proofErr w:type="spellStart"/>
-      <w:r>
-        <w:t>Kotlin</w:t>
-      </w:r>
-      <w:proofErr w:type="spellEnd"/>
-      <w:r>
-        <w:t>, принципы клиент-серверного взаимодействия, командная итеративная разработка.</w:t>
+        <w:t>В рамках учебной практики разработан визуализатор алгоритма топологической сортировки Кана. Приложение реализовано на языке Kotlin с использованием веб-технологий: фреймворка KVision, библиотеки vis.js для отрисовки графа и серверной части на Ktor. Пользователь может задавать ориентированный граф вручную или загрузкой из JSON-файла, после чего в пошаговом режиме наблюдать за выполнением алгоритма с автоматическим вычислением входящих степеней, помещением вершин в очередь и обнаружением циклов. Графический интерфейс обеспечивает полное управление мышью. Проведено тестирование корректности алгоритма и интерфейса. В ходе работы освоены язык Kotlin, принципы клиент-серверного взаимодействия, командная итеративная разработка.</w:t>
       </w:r>
     </w:p>
     <w:p>
@@ -2108,35 +2076,7 @@
         <w:rPr>
           <w:lang w:val="en-US"/>
         </w:rPr>
-        <w:t xml:space="preserve">This report describes the development of a visualizer for Kahn’s topological sorting algorithm as part of an internship. The application is built in Kotlin using </w:t>
-      </w:r>
-      <w:proofErr w:type="spellStart"/>
-      <w:r>
-        <w:rPr>
-          <w:lang w:val="en-US"/>
-        </w:rPr>
-        <w:t>KVision</w:t>
-      </w:r>
-      <w:proofErr w:type="spellEnd"/>
-      <w:r>
-        <w:rPr>
-          <w:lang w:val="en-US"/>
-        </w:rPr>
-        <w:t xml:space="preserve">, vis.js for graph rendering, and </w:t>
-      </w:r>
-      <w:proofErr w:type="spellStart"/>
-      <w:r>
-        <w:rPr>
-          <w:lang w:val="en-US"/>
-        </w:rPr>
-        <w:t>Ktor</w:t>
-      </w:r>
-      <w:proofErr w:type="spellEnd"/>
-      <w:r>
-        <w:rPr>
-          <w:lang w:val="en-US"/>
-        </w:rPr>
-        <w:t xml:space="preserve"> for the backend. It allows the user to create a directed graph interactively or by loading a JSON file and then step through the sorting process while observing in-degree calculations, queue operations, and cycle detection. The graphical interface is fully mouse-driven. Algorithm and UI testing confirmed correctness and usability. The project provided practical experience with Kotlin, web client-server architecture, and team-based iterative development.</w:t>
+        <w:t>This report describes the development of a visualizer for Kahn’s topological sorting algorithm as part of an internship. The application is built in Kotlin using KVision, vis.js for graph rendering, and Ktor for the backend. It allows the user to create a directed graph interactively or by loading a JSON file and then step through the sorting process while observing in-degree calculations, queue operations, and cycle detection. The graphical interface is fully mouse-driven. Algorithm and UI testing confirmed correctness and usability. The project provided practical experience with Kotlin, web client-server architecture, and team-based iterative development.</w:t>
       </w:r>
     </w:p>
     <w:p>
@@ -3624,15 +3564,7 @@
         <w:pStyle w:val="a1"/>
       </w:pPr>
       <w:r>
-        <w:t xml:space="preserve">Предметной областью практики является разработка визуализатора алгоритма топологической сортировки Кана на языке </w:t>
-      </w:r>
-      <w:proofErr w:type="spellStart"/>
-      <w:r>
-        <w:t>Kotlin</w:t>
-      </w:r>
-      <w:proofErr w:type="spellEnd"/>
-      <w:r>
-        <w:t>. Визуализация пошаговой работы алгоритма на произвольном ориентированном графе позволяет наглядно демонстрировать его логику, что делает продукт полезным как для студентов, изучающих алгоритмы, так и для преподавателей в качестве учебного инструмента.</w:t>
+        <w:t>Предметной областью практики является разработка визуализатора алгоритма топологической сортировки Кана на языке Kotlin. Визуализация пошаговой работы алгоритма на произвольном ориентированном графе позволяет наглядно демонстрировать его логику, что делает продукт полезным как для студентов, изучающих алгоритмы, так и для преподавателей в качестве учебного инструмента.</w:t>
       </w:r>
     </w:p>
     <w:p>
@@ -3664,15 +3596,7 @@
         <w:t>П</w:t>
       </w:r>
       <w:r>
-        <w:t xml:space="preserve">рохождение вводного онлайн-курса по языку </w:t>
-      </w:r>
-      <w:proofErr w:type="spellStart"/>
-      <w:r>
-        <w:t>Kotlin</w:t>
-      </w:r>
-      <w:proofErr w:type="spellEnd"/>
-      <w:r>
-        <w:t>, освоение его базового синтаксиса, объектно-ориентированных возможностей и работы с асинхронностью</w:t>
+        <w:t>рохождение вводного онлайн-курса по языку Kotlin, освоение его базового синтаксиса, объектно-ориентированных возможностей и работы с асинхронностью</w:t>
       </w:r>
       <w:r>
         <w:t>.</w:t>
@@ -3710,15 +3634,7 @@
         <w:t>И</w:t>
       </w:r>
       <w:r>
-        <w:t xml:space="preserve">зучение фреймворка </w:t>
-      </w:r>
-      <w:proofErr w:type="spellStart"/>
-      <w:r>
-        <w:t>KVision</w:t>
-      </w:r>
-      <w:proofErr w:type="spellEnd"/>
-      <w:r>
-        <w:t xml:space="preserve"> и библиотеки vis.js как инструментов для построения клиент-серверных веб-приложений с интерактивной визуализацией графов</w:t>
+        <w:t>зучение фреймворка KVision и библиотеки vis.js как инструментов для построения клиент-серверных веб-приложений с интерактивной визуализацией графов</w:t>
       </w:r>
       <w:r>
         <w:t>.</w:t>
@@ -3945,14 +3861,12 @@
       <w:r>
         <w:t xml:space="preserve">В результате было создано приложение, полностью выполняющее следующие требования: Приложение имеет графический интерфейс, который позволяет взаимодействовать с ним используя исключительно мышь, приложение даёт пользователю задать граф как при помощи ручного ввода, так и при помощи импорта из файла формата </w:t>
       </w:r>
-      <w:proofErr w:type="spellStart"/>
       <w:r>
         <w:rPr>
           <w:lang w:val="en-US"/>
         </w:rPr>
         <w:t>json</w:t>
       </w:r>
-      <w:proofErr w:type="spellEnd"/>
       <w:r>
         <w:t>, работа алгоритма Кана показана пошагово и полностью контролируется пользователем.</w:t>
       </w:r>
@@ -4002,14 +3916,12 @@
       <w:r>
         <w:t xml:space="preserve">, основы ООП, наследование, </w:t>
       </w:r>
-      <w:proofErr w:type="spellStart"/>
       <w:r>
         <w:rPr>
           <w:lang w:val="en-US"/>
         </w:rPr>
         <w:t>enum</w:t>
       </w:r>
-      <w:proofErr w:type="spellEnd"/>
       <w:r>
         <w:t xml:space="preserve"> классы и </w:t>
       </w:r>
@@ -4138,34 +4050,10 @@
         <w:t xml:space="preserve"> </w:t>
       </w:r>
       <w:r>
-        <w:t>Левая часть - область отображения графа (</w:t>
-      </w:r>
-      <w:proofErr w:type="spellStart"/>
-      <w:r>
-        <w:t>canvas</w:t>
-      </w:r>
-      <w:proofErr w:type="spellEnd"/>
-      <w:r>
-        <w:t>), где пользователь создаёт вершины и рёбра. На каждой вершине отображается число - текущая входящая степень.</w:t>
-      </w:r>
-      <w:r>
-        <w:t xml:space="preserve"> Правая часть - панель управления со следующими кнопками</w:t>
-      </w:r>
-      <w:proofErr w:type="gramStart"/>
-      <w:r>
-        <w:t>: Назад</w:t>
-      </w:r>
-      <w:proofErr w:type="gramEnd"/>
-      <w:r>
-        <w:t xml:space="preserve"> -&gt; - шаг</w:t>
-      </w:r>
-      <w:proofErr w:type="gramStart"/>
-      <w:r>
-        <w:t>, Вперёд</w:t>
-      </w:r>
-      <w:proofErr w:type="gramEnd"/>
-      <w:r>
-        <w:t xml:space="preserve"> &lt;-, Старт, Стоп. </w:t>
+        <w:t>Левая часть - область отображения графа (canvas), где пользователь создаёт вершины и рёбра. На каждой вершине отображается число - текущая входящая степень.</w:t>
+      </w:r>
+      <w:r>
+        <w:t xml:space="preserve"> Правая часть - панель управления со следующими кнопками: Назад -&gt; - шаг, Вперёд &lt;-, Старт, Стоп. </w:t>
       </w:r>
       <w:r>
         <w:t>Также представление результата работы алгоритма с пошаговыми действиями.</w:t>
@@ -4322,39 +4210,7 @@
           <w:bCs/>
           <w:color w:val="000000" w:themeColor="text1"/>
         </w:rPr>
-        <w:t>Реализация структуры данных графа, базовой логики алгоритма Кана и организация ввода-вывода через стандартный поток (</w:t>
-      </w:r>
-      <w:proofErr w:type="spellStart"/>
-      <w:r>
-        <w:rPr>
-          <w:bCs/>
-          <w:color w:val="000000" w:themeColor="text1"/>
-        </w:rPr>
-        <w:t>stdin</w:t>
-      </w:r>
-      <w:proofErr w:type="spellEnd"/>
-      <w:r>
-        <w:rPr>
-          <w:bCs/>
-          <w:color w:val="000000" w:themeColor="text1"/>
-        </w:rPr>
-        <w:t>/</w:t>
-      </w:r>
-      <w:proofErr w:type="spellStart"/>
-      <w:r>
-        <w:rPr>
-          <w:bCs/>
-          <w:color w:val="000000" w:themeColor="text1"/>
-        </w:rPr>
-        <w:t>stdout</w:t>
-      </w:r>
-      <w:proofErr w:type="spellEnd"/>
-      <w:r>
-        <w:rPr>
-          <w:bCs/>
-          <w:color w:val="000000" w:themeColor="text1"/>
-        </w:rPr>
-        <w:t>).</w:t>
+        <w:t>Реализация структуры данных графа, базовой логики алгоритма Кана и организация ввода-вывода через стандартный поток (stdin/stdout).</w:t>
       </w:r>
     </w:p>
     <w:p>
@@ -4637,24 +4493,14 @@
         <w:pStyle w:val="a1"/>
       </w:pPr>
       <w:r>
-        <w:t xml:space="preserve">Разработка </w:t>
-      </w:r>
-      <w:proofErr w:type="gramStart"/>
-      <w:r>
-        <w:t>проходила  в</w:t>
-      </w:r>
-      <w:proofErr w:type="gramEnd"/>
-      <w:r>
-        <w:t xml:space="preserve"> более быстром темпе, чем было запланировано. Прототип был разработан в течении суток после утверждения спецификации, а именно 07.08. Этапы 1 и 2 были выполнены за двое суток суммарно, так как модуль </w:t>
-      </w:r>
-      <w:proofErr w:type="spellStart"/>
+        <w:t xml:space="preserve">Разработка проходила  в более быстром темпе, чем было запланировано. Прототип был разработан в течении суток после утверждения спецификации, а именно 07.08. Этапы 1 и 2 были выполнены за двое суток суммарно, так как модуль </w:t>
+      </w:r>
       <w:r>
         <w:rPr>
           <w:lang w:val="en-US"/>
         </w:rPr>
         <w:t>KVision</w:t>
       </w:r>
-      <w:proofErr w:type="spellEnd"/>
       <w:r>
         <w:t xml:space="preserve"> позволил использовать наработки группы из предыдущих проектов, но потребовалась серьёзная работа над организацией ввода-вывода. Это позволило гораздо быстрее перейти к итоговому виду и функционалу приложения. Этап четыре потребовал одни сутки выполнения, так как тестирование и доработка проводилась в ходе выполнения работы.</w:t>
       </w:r>
@@ -4713,7 +4559,6 @@
         </w:rPr>
         <w:t xml:space="preserve"> </w:t>
       </w:r>
-      <w:proofErr w:type="spellStart"/>
       <w:r>
         <w:rPr>
           <w:bCs/>
@@ -4722,7 +4567,6 @@
         </w:rPr>
         <w:t>VertexId</w:t>
       </w:r>
-      <w:proofErr w:type="spellEnd"/>
       <w:r>
         <w:rPr>
           <w:bCs/>
@@ -4746,7 +4590,6 @@
         </w:rPr>
         <w:t xml:space="preserve">Класс </w:t>
       </w:r>
-      <w:proofErr w:type="spellStart"/>
       <w:r>
         <w:rPr>
           <w:bCs/>
@@ -4755,7 +4598,6 @@
         </w:rPr>
         <w:t>Grapth</w:t>
       </w:r>
-      <w:proofErr w:type="spellEnd"/>
       <w:r>
         <w:rPr>
           <w:bCs/>
@@ -4806,23 +4648,7 @@
           <w:bCs/>
           <w:color w:val="000000" w:themeColor="text1"/>
         </w:rPr>
-        <w:t xml:space="preserve">имеет уникальный идентификатор вершины, </w:t>
-      </w:r>
-      <w:proofErr w:type="gramStart"/>
-      <w:r>
-        <w:rPr>
-          <w:bCs/>
-          <w:color w:val="000000" w:themeColor="text1"/>
-        </w:rPr>
-        <w:t>её  расположение</w:t>
-      </w:r>
-      <w:proofErr w:type="gramEnd"/>
-      <w:r>
-        <w:rPr>
-          <w:bCs/>
-          <w:color w:val="000000" w:themeColor="text1"/>
-        </w:rPr>
-        <w:t xml:space="preserve"> и количество входящих рёбер.</w:t>
+        <w:t>имеет уникальный идентификатор вершины, её  расположение и количество входящих рёбер.</w:t>
       </w:r>
     </w:p>
     <w:p>
@@ -4840,7 +4666,6 @@
         </w:rPr>
         <w:t xml:space="preserve">Класс </w:t>
       </w:r>
-      <w:proofErr w:type="spellStart"/>
       <w:r>
         <w:rPr>
           <w:bCs/>
@@ -4848,7 +4673,6 @@
         </w:rPr>
         <w:t>GraphJsonParser</w:t>
       </w:r>
-      <w:proofErr w:type="spellEnd"/>
       <w:r>
         <w:rPr>
           <w:bCs/>
@@ -4863,7 +4687,6 @@
         </w:rPr>
         <w:t xml:space="preserve">класс, отвечающий за обработку входных данных из </w:t>
       </w:r>
-      <w:proofErr w:type="spellStart"/>
       <w:r>
         <w:rPr>
           <w:bCs/>
@@ -4872,7 +4695,6 @@
         </w:rPr>
         <w:t>json</w:t>
       </w:r>
-      <w:proofErr w:type="spellEnd"/>
       <w:r>
         <w:rPr>
           <w:bCs/>
@@ -4887,7 +4709,6 @@
         </w:rPr>
         <w:t xml:space="preserve">файла. </w:t>
       </w:r>
-      <w:proofErr w:type="spellStart"/>
       <w:r>
         <w:rPr>
           <w:bCs/>
@@ -4896,29 +4717,12 @@
         </w:rPr>
         <w:t>buildVertices</w:t>
       </w:r>
-      <w:proofErr w:type="spellEnd"/>
-      <w:r>
-        <w:rPr>
-          <w:bCs/>
-          <w:color w:val="000000" w:themeColor="text1"/>
-        </w:rPr>
-        <w:t xml:space="preserve">, которая используется для корректной отрисовки узлов. Для этого используется </w:t>
-      </w:r>
-      <w:proofErr w:type="gramStart"/>
-      <w:r>
-        <w:rPr>
-          <w:bCs/>
-          <w:color w:val="000000" w:themeColor="text1"/>
-        </w:rPr>
-        <w:t>вспомогательная сетка</w:t>
-      </w:r>
-      <w:proofErr w:type="gramEnd"/>
-      <w:r>
-        <w:rPr>
-          <w:bCs/>
-          <w:color w:val="000000" w:themeColor="text1"/>
-        </w:rPr>
-        <w:t xml:space="preserve"> не отображаемая пользователю.</w:t>
+      <w:r>
+        <w:rPr>
+          <w:bCs/>
+          <w:color w:val="000000" w:themeColor="text1"/>
+        </w:rPr>
+        <w:t>, которая используется для корректной отрисовки узлов. Для этого используется вспомогательная сетка не отображаемая пользователю.</w:t>
       </w:r>
     </w:p>
     <w:p>
@@ -4960,7 +4764,6 @@
         <w:lastRenderedPageBreak/>
         <w:t xml:space="preserve">Методы класса </w:t>
       </w:r>
-      <w:proofErr w:type="spellStart"/>
       <w:r>
         <w:rPr>
           <w:bCs/>
@@ -4968,7 +4771,6 @@
         </w:rPr>
         <w:t>GraphJsonParser</w:t>
       </w:r>
-      <w:proofErr w:type="spellEnd"/>
     </w:p>
     <w:p>
       <w:pPr>
@@ -5000,7 +4802,6 @@
         </w:rPr>
         <w:t xml:space="preserve">, которая получает на вход название файла и возвращает структуру </w:t>
       </w:r>
-      <w:proofErr w:type="spellStart"/>
       <w:r>
         <w:rPr>
           <w:bCs/>
@@ -5009,7 +4810,6 @@
         </w:rPr>
         <w:t>Grapth</w:t>
       </w:r>
-      <w:proofErr w:type="spellEnd"/>
       <w:r>
         <w:rPr>
           <w:bCs/>
@@ -5033,7 +4833,6 @@
         </w:rPr>
         <w:t xml:space="preserve">Метод </w:t>
       </w:r>
-      <w:proofErr w:type="spellStart"/>
       <w:r>
         <w:rPr>
           <w:bCs/>
@@ -5042,7 +4841,6 @@
         </w:rPr>
         <w:t>buildVertices</w:t>
       </w:r>
-      <w:proofErr w:type="spellEnd"/>
       <w:r>
         <w:rPr>
           <w:bCs/>
@@ -5074,7 +4872,6 @@
         </w:rPr>
         <w:t>.</w:t>
       </w:r>
-      <w:proofErr w:type="spellStart"/>
       <w:r>
         <w:rPr>
           <w:bCs/>
@@ -5083,7 +4880,6 @@
         </w:rPr>
         <w:t>calculateInDegrees</w:t>
       </w:r>
-      <w:proofErr w:type="spellEnd"/>
       <w:r>
         <w:rPr>
           <w:bCs/>
@@ -5107,21 +4903,12 @@
           <w:color w:val="000000" w:themeColor="text1"/>
         </w:rPr>
       </w:pPr>
-      <w:proofErr w:type="spellStart"/>
-      <w:r>
-        <w:rPr>
-          <w:bCs/>
-          <w:color w:val="000000" w:themeColor="text1"/>
-        </w:rPr>
-        <w:t>Graph.buildAdjacencyList</w:t>
-      </w:r>
-      <w:proofErr w:type="spellEnd"/>
-      <w:r>
-        <w:rPr>
-          <w:bCs/>
-          <w:color w:val="000000" w:themeColor="text1"/>
-        </w:rPr>
-        <w:t>()</w:t>
+      <w:r>
+        <w:rPr>
+          <w:bCs/>
+          <w:color w:val="000000" w:themeColor="text1"/>
+        </w:rPr>
+        <w:t>Graph.buildAdjacencyList()</w:t>
       </w:r>
       <w:r>
         <w:rPr>
@@ -5146,21 +4933,12 @@
           <w:color w:val="000000" w:themeColor="text1"/>
         </w:rPr>
       </w:pPr>
-      <w:proofErr w:type="spellStart"/>
-      <w:r>
-        <w:rPr>
-          <w:bCs/>
-          <w:color w:val="000000" w:themeColor="text1"/>
-        </w:rPr>
-        <w:t>Graph.initializeStack</w:t>
-      </w:r>
-      <w:proofErr w:type="spellEnd"/>
-      <w:r>
-        <w:rPr>
-          <w:bCs/>
-          <w:color w:val="000000" w:themeColor="text1"/>
-        </w:rPr>
-        <w:t>()</w:t>
+      <w:r>
+        <w:rPr>
+          <w:bCs/>
+          <w:color w:val="000000" w:themeColor="text1"/>
+        </w:rPr>
+        <w:t>Graph.initializeStack()</w:t>
       </w:r>
       <w:r>
         <w:rPr>
@@ -5185,15 +4963,135 @@
           <w:color w:val="000000" w:themeColor="text1"/>
         </w:rPr>
       </w:pPr>
-      <w:proofErr w:type="spellStart"/>
-      <w:r>
-        <w:rPr>
-          <w:bCs/>
-          <w:color w:val="000000" w:themeColor="text1"/>
-        </w:rPr>
-        <w:t>Graph.topologicalSortKahn</w:t>
-      </w:r>
-      <w:proofErr w:type="spellEnd"/>
+      <w:r>
+        <w:rPr>
+          <w:bCs/>
+          <w:color w:val="000000" w:themeColor="text1"/>
+        </w:rPr>
+        <w:t xml:space="preserve">Graph.topologicalSortKahn(mode: SortMode) - Топологическая сортировка Кана. Возвращает топологический порядок, если граф ацикличен. Возвращает </w:t>
+      </w:r>
+      <w:r>
+        <w:rPr>
+          <w:bCs/>
+          <w:color w:val="000000" w:themeColor="text1"/>
+          <w:lang w:val="en-US"/>
+        </w:rPr>
+        <w:t>null</w:t>
+      </w:r>
+      <w:r>
+        <w:rPr>
+          <w:bCs/>
+          <w:color w:val="000000" w:themeColor="text1"/>
+        </w:rPr>
+        <w:t>, если из-за цикла удалось обработать не все вершины.</w:t>
+      </w:r>
+    </w:p>
+    <w:p>
+      <w:pPr>
+        <w:pStyle w:val="a1"/>
+        <w:rPr>
+          <w:bCs/>
+          <w:color w:val="000000" w:themeColor="text1"/>
+        </w:rPr>
+      </w:pPr>
+      <w:r>
+        <w:rPr>
+          <w:bCs/>
+          <w:color w:val="000000" w:themeColor="text1"/>
+        </w:rPr>
+        <w:t>Так же вспомогательные функции, такие как</w:t>
+      </w:r>
+    </w:p>
+    <w:p>
+      <w:pPr>
+        <w:pStyle w:val="a1"/>
+        <w:rPr>
+          <w:bCs/>
+          <w:color w:val="000000" w:themeColor="text1"/>
+        </w:rPr>
+      </w:pPr>
+      <w:r>
+        <w:rPr>
+          <w:bCs/>
+          <w:color w:val="000000" w:themeColor="text1"/>
+        </w:rPr>
+        <w:t xml:space="preserve"> </w:t>
+      </w:r>
+      <w:r>
+        <w:rPr>
+          <w:bCs/>
+          <w:color w:val="000000" w:themeColor="text1"/>
+          <w:lang w:val="en-US"/>
+        </w:rPr>
+        <w:t>Fun</w:t>
+      </w:r>
+      <w:r>
+        <w:rPr>
+          <w:bCs/>
+          <w:color w:val="000000" w:themeColor="text1"/>
+        </w:rPr>
+        <w:t xml:space="preserve"> </w:t>
+      </w:r>
+      <w:r>
+        <w:rPr>
+          <w:bCs/>
+          <w:color w:val="000000" w:themeColor="text1"/>
+        </w:rPr>
+        <w:t>waitForUser(message: String)</w:t>
+      </w:r>
+      <w:r>
+        <w:rPr>
+          <w:bCs/>
+          <w:color w:val="000000" w:themeColor="text1"/>
+        </w:rPr>
+        <w:t xml:space="preserve"> - </w:t>
+      </w:r>
+      <w:r>
+        <w:rPr>
+          <w:bCs/>
+          <w:color w:val="000000" w:themeColor="text1"/>
+        </w:rPr>
+        <w:t>Ждёт ввод пользователя в пошаговом режиме</w:t>
+      </w:r>
+      <w:r>
+        <w:rPr>
+          <w:bCs/>
+          <w:color w:val="000000" w:themeColor="text1"/>
+        </w:rPr>
+        <w:t>.</w:t>
+      </w:r>
+    </w:p>
+    <w:p>
+      <w:pPr>
+        <w:pStyle w:val="a1"/>
+        <w:rPr>
+          <w:bCs/>
+          <w:color w:val="000000" w:themeColor="text1"/>
+        </w:rPr>
+      </w:pPr>
+      <w:r>
+        <w:rPr>
+          <w:bCs/>
+          <w:color w:val="000000" w:themeColor="text1"/>
+          <w:lang w:val="en-US"/>
+        </w:rPr>
+        <w:t>Fun</w:t>
+      </w:r>
+      <w:r>
+        <w:rPr>
+          <w:bCs/>
+          <w:color w:val="000000" w:themeColor="text1"/>
+        </w:rPr>
+        <w:t xml:space="preserve"> </w:t>
+      </w:r>
+      <w:r>
+        <w:rPr>
+          <w:bCs/>
+          <w:color w:val="000000" w:themeColor="text1"/>
+          <w:lang w:val="en-US"/>
+        </w:rPr>
+        <w:t>printState</w:t>
+      </w:r>
       <w:r>
         <w:rPr>
           <w:bCs/>
@@ -5201,15 +5099,14 @@
         </w:rPr>
         <w:t>(</w:t>
       </w:r>
-      <w:proofErr w:type="spellStart"/>
-      <w:r>
-        <w:rPr>
-          <w:bCs/>
-          <w:color w:val="000000" w:themeColor="text1"/>
-        </w:rPr>
-        <w:t>mode</w:t>
-      </w:r>
-      <w:proofErr w:type="spellEnd"/>
+      <w:r>
+        <w:rPr>
+          <w:bCs/>
+          <w:color w:val="000000" w:themeColor="text1"/>
+          <w:lang w:val="en-US"/>
+        </w:rPr>
+        <w:t>step</w:t>
+      </w:r>
       <w:r>
         <w:rPr>
           <w:bCs/>
@@ -5217,62 +5114,171 @@
         </w:rPr>
         <w:t xml:space="preserve">: </w:t>
       </w:r>
-      <w:proofErr w:type="spellStart"/>
-      <w:r>
-        <w:rPr>
-          <w:bCs/>
-          <w:color w:val="000000" w:themeColor="text1"/>
-        </w:rPr>
-        <w:t>SortMode</w:t>
-      </w:r>
-      <w:proofErr w:type="spellEnd"/>
-      <w:r>
-        <w:rPr>
-          <w:bCs/>
-          <w:color w:val="000000" w:themeColor="text1"/>
-        </w:rPr>
-        <w:t xml:space="preserve">) - Топологическая сортировка Кана. Возвращает топологический порядок, если граф ацикличен. Возвращает </w:t>
-      </w:r>
       <w:r>
         <w:rPr>
           <w:bCs/>
           <w:color w:val="000000" w:themeColor="text1"/>
           <w:lang w:val="en-US"/>
         </w:rPr>
-        <w:t>null</w:t>
-      </w:r>
-      <w:r>
-        <w:rPr>
-          <w:bCs/>
-          <w:color w:val="000000" w:themeColor="text1"/>
-        </w:rPr>
-        <w:t>, если из-за цикла удалось обработать не все вершины.</w:t>
-      </w:r>
-    </w:p>
-    <w:p>
-      <w:pPr>
-        <w:pStyle w:val="a1"/>
-        <w:rPr>
-          <w:bCs/>
-          <w:color w:val="000000" w:themeColor="text1"/>
-        </w:rPr>
-      </w:pPr>
-      <w:r>
-        <w:rPr>
-          <w:bCs/>
-          <w:color w:val="000000" w:themeColor="text1"/>
-        </w:rPr>
-        <w:t>Так же вспомогательные функции, такие как</w:t>
-      </w:r>
-    </w:p>
-    <w:p>
-      <w:pPr>
-        <w:pStyle w:val="a1"/>
-        <w:rPr>
-          <w:bCs/>
-          <w:color w:val="000000" w:themeColor="text1"/>
-        </w:rPr>
-      </w:pPr>
+        <w:t>Int</w:t>
+      </w:r>
+      <w:r>
+        <w:rPr>
+          <w:bCs/>
+          <w:color w:val="000000" w:themeColor="text1"/>
+        </w:rPr>
+        <w:t xml:space="preserve">, </w:t>
+      </w:r>
+      <w:r>
+        <w:rPr>
+          <w:bCs/>
+          <w:color w:val="000000" w:themeColor="text1"/>
+          <w:lang w:val="en-US"/>
+        </w:rPr>
+        <w:t>result</w:t>
+      </w:r>
+      <w:r>
+        <w:rPr>
+          <w:bCs/>
+          <w:color w:val="000000" w:themeColor="text1"/>
+        </w:rPr>
+        <w:t xml:space="preserve">: </w:t>
+      </w:r>
+      <w:r>
+        <w:rPr>
+          <w:bCs/>
+          <w:color w:val="000000" w:themeColor="text1"/>
+          <w:lang w:val="en-US"/>
+        </w:rPr>
+        <w:t>List</w:t>
+      </w:r>
+      <w:r>
+        <w:rPr>
+          <w:bCs/>
+          <w:color w:val="000000" w:themeColor="text1"/>
+        </w:rPr>
+        <w:t>&lt;</w:t>
+      </w:r>
+      <w:r>
+        <w:rPr>
+          <w:bCs/>
+          <w:color w:val="000000" w:themeColor="text1"/>
+          <w:lang w:val="en-US"/>
+        </w:rPr>
+        <w:t>VertexId</w:t>
+      </w:r>
+      <w:r>
+        <w:rPr>
+          <w:bCs/>
+          <w:color w:val="000000" w:themeColor="text1"/>
+        </w:rPr>
+        <w:t xml:space="preserve">&gt;, </w:t>
+      </w:r>
+      <w:r>
+        <w:rPr>
+          <w:bCs/>
+          <w:color w:val="000000" w:themeColor="text1"/>
+          <w:lang w:val="en-US"/>
+        </w:rPr>
+        <w:t>stack</w:t>
+      </w:r>
+      <w:r>
+        <w:rPr>
+          <w:bCs/>
+          <w:color w:val="000000" w:themeColor="text1"/>
+        </w:rPr>
+        <w:t xml:space="preserve">: </w:t>
+      </w:r>
+      <w:r>
+        <w:rPr>
+          <w:bCs/>
+          <w:color w:val="000000" w:themeColor="text1"/>
+          <w:lang w:val="en-US"/>
+        </w:rPr>
+        <w:t>ArrayDeque</w:t>
+      </w:r>
+      <w:r>
+        <w:rPr>
+          <w:bCs/>
+          <w:color w:val="000000" w:themeColor="text1"/>
+        </w:rPr>
+        <w:t>&lt;</w:t>
+      </w:r>
+      <w:r>
+        <w:rPr>
+          <w:bCs/>
+          <w:color w:val="000000" w:themeColor="text1"/>
+          <w:lang w:val="en-US"/>
+        </w:rPr>
+        <w:t>VertexId</w:t>
+      </w:r>
+      <w:r>
+        <w:rPr>
+          <w:bCs/>
+          <w:color w:val="000000" w:themeColor="text1"/>
+        </w:rPr>
+        <w:t xml:space="preserve">&gt;, </w:t>
+      </w:r>
+      <w:r>
+        <w:rPr>
+          <w:bCs/>
+          <w:color w:val="000000" w:themeColor="text1"/>
+          <w:lang w:val="en-US"/>
+        </w:rPr>
+        <w:t>vertices</w:t>
+      </w:r>
+      <w:r>
+        <w:rPr>
+          <w:bCs/>
+          <w:color w:val="000000" w:themeColor="text1"/>
+        </w:rPr>
+        <w:t xml:space="preserve">: </w:t>
+      </w:r>
+      <w:r>
+        <w:rPr>
+          <w:bCs/>
+          <w:color w:val="000000" w:themeColor="text1"/>
+          <w:lang w:val="en-US"/>
+        </w:rPr>
+        <w:t>Map</w:t>
+      </w:r>
+      <w:r>
+        <w:rPr>
+          <w:bCs/>
+          <w:color w:val="000000" w:themeColor="text1"/>
+        </w:rPr>
+        <w:t>&lt;</w:t>
+      </w:r>
+      <w:r>
+        <w:rPr>
+          <w:bCs/>
+          <w:color w:val="000000" w:themeColor="text1"/>
+          <w:lang w:val="en-US"/>
+        </w:rPr>
+        <w:t>VertexId</w:t>
+      </w:r>
+      <w:r>
+        <w:rPr>
+          <w:bCs/>
+          <w:color w:val="000000" w:themeColor="text1"/>
+        </w:rPr>
+        <w:t xml:space="preserve">, </w:t>
+      </w:r>
+      <w:r>
+        <w:rPr>
+          <w:bCs/>
+          <w:color w:val="000000" w:themeColor="text1"/>
+          <w:lang w:val="en-US"/>
+        </w:rPr>
+        <w:t>Vertex</w:t>
+      </w:r>
+      <w:r>
+        <w:rPr>
+          <w:bCs/>
+          <w:color w:val="000000" w:themeColor="text1"/>
+        </w:rPr>
+        <w:t>&gt;) - Выводит текущее состояние алгоритма для отладки и демонстрации:</w:t>
+      </w:r>
       <w:r>
         <w:rPr>
           <w:bCs/>
@@ -5284,87 +5290,23 @@
         <w:rPr>
           <w:bCs/>
           <w:color w:val="000000" w:themeColor="text1"/>
+        </w:rPr>
+        <w:t xml:space="preserve">частичный результат, текущий стек и </w:t>
+      </w:r>
+      <w:r>
+        <w:rPr>
+          <w:bCs/>
+          <w:color w:val="000000" w:themeColor="text1"/>
           <w:lang w:val="en-US"/>
         </w:rPr>
-        <w:t>Fun</w:t>
-      </w:r>
-      <w:r>
-        <w:rPr>
-          <w:bCs/>
-          <w:color w:val="000000" w:themeColor="text1"/>
-        </w:rPr>
-        <w:t xml:space="preserve"> </w:t>
-      </w:r>
-      <w:proofErr w:type="spellStart"/>
-      <w:proofErr w:type="gramStart"/>
-      <w:r>
-        <w:rPr>
-          <w:bCs/>
-          <w:color w:val="000000" w:themeColor="text1"/>
-        </w:rPr>
-        <w:t>waitForUser</w:t>
-      </w:r>
-      <w:proofErr w:type="spellEnd"/>
-      <w:r>
-        <w:rPr>
-          <w:bCs/>
-          <w:color w:val="000000" w:themeColor="text1"/>
-        </w:rPr>
-        <w:t>(</w:t>
-      </w:r>
-      <w:proofErr w:type="spellStart"/>
-      <w:proofErr w:type="gramEnd"/>
-      <w:r>
-        <w:rPr>
-          <w:bCs/>
-          <w:color w:val="000000" w:themeColor="text1"/>
-        </w:rPr>
-        <w:t>message</w:t>
-      </w:r>
-      <w:proofErr w:type="spellEnd"/>
-      <w:r>
-        <w:rPr>
-          <w:bCs/>
-          <w:color w:val="000000" w:themeColor="text1"/>
-        </w:rPr>
-        <w:t xml:space="preserve">: </w:t>
-      </w:r>
-      <w:proofErr w:type="spellStart"/>
-      <w:r>
-        <w:rPr>
-          <w:bCs/>
-          <w:color w:val="000000" w:themeColor="text1"/>
-        </w:rPr>
-        <w:t>String</w:t>
-      </w:r>
-      <w:proofErr w:type="spellEnd"/>
-      <w:r>
-        <w:rPr>
-          <w:bCs/>
-          <w:color w:val="000000" w:themeColor="text1"/>
-        </w:rPr>
-        <w:t>)</w:t>
-      </w:r>
-      <w:r>
-        <w:rPr>
-          <w:bCs/>
-          <w:color w:val="000000" w:themeColor="text1"/>
-        </w:rPr>
-        <w:t xml:space="preserve"> - </w:t>
-      </w:r>
-      <w:r>
-        <w:rPr>
-          <w:bCs/>
-          <w:color w:val="000000" w:themeColor="text1"/>
-        </w:rPr>
-        <w:t>Ждёт ввод пользователя в пошаговом режиме</w:t>
-      </w:r>
-      <w:r>
-        <w:rPr>
-          <w:bCs/>
-          <w:color w:val="000000" w:themeColor="text1"/>
-        </w:rPr>
-        <w:t>.</w:t>
+        <w:t>inDegree</w:t>
+      </w:r>
+      <w:r>
+        <w:rPr>
+          <w:bCs/>
+          <w:color w:val="000000" w:themeColor="text1"/>
+        </w:rPr>
+        <w:t xml:space="preserve"> каждой вершины.  </w:t>
       </w:r>
     </w:p>
     <w:p>
@@ -5381,298 +5323,32 @@
           <w:color w:val="000000" w:themeColor="text1"/>
           <w:lang w:val="en-US"/>
         </w:rPr>
-        <w:t>Fun</w:t>
-      </w:r>
-      <w:r>
-        <w:rPr>
-          <w:bCs/>
-          <w:color w:val="000000" w:themeColor="text1"/>
-        </w:rPr>
-        <w:t xml:space="preserve"> </w:t>
-      </w:r>
-      <w:proofErr w:type="spellStart"/>
-      <w:proofErr w:type="gramStart"/>
+        <w:t>VisDataSet</w:t>
+      </w:r>
+      <w:r>
+        <w:rPr>
+          <w:bCs/>
+          <w:color w:val="000000" w:themeColor="text1"/>
+        </w:rPr>
+        <w:t xml:space="preserve"> — реактивный контейнер данных для вершин и ребер.</w:t>
+      </w:r>
+    </w:p>
+    <w:p>
+      <w:pPr>
+        <w:pStyle w:val="a1"/>
+        <w:rPr>
+          <w:bCs/>
+          <w:color w:val="000000" w:themeColor="text1"/>
+        </w:rPr>
+      </w:pPr>
       <w:r>
         <w:rPr>
           <w:bCs/>
           <w:color w:val="000000" w:themeColor="text1"/>
           <w:lang w:val="en-US"/>
         </w:rPr>
-        <w:t>printState</w:t>
-      </w:r>
-      <w:proofErr w:type="spellEnd"/>
-      <w:r>
-        <w:rPr>
-          <w:bCs/>
-          <w:color w:val="000000" w:themeColor="text1"/>
-        </w:rPr>
-        <w:t>(</w:t>
-      </w:r>
-      <w:proofErr w:type="gramEnd"/>
-      <w:r>
-        <w:rPr>
-          <w:bCs/>
-          <w:color w:val="000000" w:themeColor="text1"/>
-          <w:lang w:val="en-US"/>
-        </w:rPr>
-        <w:t>step</w:t>
-      </w:r>
-      <w:r>
-        <w:rPr>
-          <w:bCs/>
-          <w:color w:val="000000" w:themeColor="text1"/>
-        </w:rPr>
-        <w:t xml:space="preserve">: </w:t>
-      </w:r>
-      <w:r>
-        <w:rPr>
-          <w:bCs/>
-          <w:color w:val="000000" w:themeColor="text1"/>
-          <w:lang w:val="en-US"/>
-        </w:rPr>
-        <w:t>Int</w:t>
-      </w:r>
-      <w:r>
-        <w:rPr>
-          <w:bCs/>
-          <w:color w:val="000000" w:themeColor="text1"/>
-        </w:rPr>
-        <w:t xml:space="preserve">, </w:t>
-      </w:r>
-      <w:r>
-        <w:rPr>
-          <w:bCs/>
-          <w:color w:val="000000" w:themeColor="text1"/>
-          <w:lang w:val="en-US"/>
-        </w:rPr>
-        <w:t>result</w:t>
-      </w:r>
-      <w:r>
-        <w:rPr>
-          <w:bCs/>
-          <w:color w:val="000000" w:themeColor="text1"/>
-        </w:rPr>
-        <w:t xml:space="preserve">: </w:t>
-      </w:r>
-      <w:r>
-        <w:rPr>
-          <w:bCs/>
-          <w:color w:val="000000" w:themeColor="text1"/>
-          <w:lang w:val="en-US"/>
-        </w:rPr>
-        <w:t>List</w:t>
-      </w:r>
-      <w:r>
-        <w:rPr>
-          <w:bCs/>
-          <w:color w:val="000000" w:themeColor="text1"/>
-        </w:rPr>
-        <w:t>&lt;</w:t>
-      </w:r>
-      <w:proofErr w:type="spellStart"/>
-      <w:r>
-        <w:rPr>
-          <w:bCs/>
-          <w:color w:val="000000" w:themeColor="text1"/>
-          <w:lang w:val="en-US"/>
-        </w:rPr>
-        <w:t>VertexId</w:t>
-      </w:r>
-      <w:proofErr w:type="spellEnd"/>
-      <w:r>
-        <w:rPr>
-          <w:bCs/>
-          <w:color w:val="000000" w:themeColor="text1"/>
-        </w:rPr>
-        <w:t xml:space="preserve">&gt;, </w:t>
-      </w:r>
-      <w:r>
-        <w:rPr>
-          <w:bCs/>
-          <w:color w:val="000000" w:themeColor="text1"/>
-          <w:lang w:val="en-US"/>
-        </w:rPr>
-        <w:t>stack</w:t>
-      </w:r>
-      <w:r>
-        <w:rPr>
-          <w:bCs/>
-          <w:color w:val="000000" w:themeColor="text1"/>
-        </w:rPr>
-        <w:t xml:space="preserve">: </w:t>
-      </w:r>
-      <w:proofErr w:type="spellStart"/>
-      <w:r>
-        <w:rPr>
-          <w:bCs/>
-          <w:color w:val="000000" w:themeColor="text1"/>
-          <w:lang w:val="en-US"/>
-        </w:rPr>
-        <w:t>ArrayDeque</w:t>
-      </w:r>
-      <w:proofErr w:type="spellEnd"/>
-      <w:r>
-        <w:rPr>
-          <w:bCs/>
-          <w:color w:val="000000" w:themeColor="text1"/>
-        </w:rPr>
-        <w:t>&lt;</w:t>
-      </w:r>
-      <w:proofErr w:type="spellStart"/>
-      <w:r>
-        <w:rPr>
-          <w:bCs/>
-          <w:color w:val="000000" w:themeColor="text1"/>
-          <w:lang w:val="en-US"/>
-        </w:rPr>
-        <w:t>VertexId</w:t>
-      </w:r>
-      <w:proofErr w:type="spellEnd"/>
-      <w:r>
-        <w:rPr>
-          <w:bCs/>
-          <w:color w:val="000000" w:themeColor="text1"/>
-        </w:rPr>
-        <w:t xml:space="preserve">&gt;, </w:t>
-      </w:r>
-      <w:r>
-        <w:rPr>
-          <w:bCs/>
-          <w:color w:val="000000" w:themeColor="text1"/>
-          <w:lang w:val="en-US"/>
-        </w:rPr>
-        <w:t>vertices</w:t>
-      </w:r>
-      <w:r>
-        <w:rPr>
-          <w:bCs/>
-          <w:color w:val="000000" w:themeColor="text1"/>
-        </w:rPr>
-        <w:t xml:space="preserve">: </w:t>
-      </w:r>
-      <w:r>
-        <w:rPr>
-          <w:bCs/>
-          <w:color w:val="000000" w:themeColor="text1"/>
-          <w:lang w:val="en-US"/>
-        </w:rPr>
-        <w:t>Map</w:t>
-      </w:r>
-      <w:r>
-        <w:rPr>
-          <w:bCs/>
-          <w:color w:val="000000" w:themeColor="text1"/>
-        </w:rPr>
-        <w:t>&lt;</w:t>
-      </w:r>
-      <w:proofErr w:type="spellStart"/>
-      <w:r>
-        <w:rPr>
-          <w:bCs/>
-          <w:color w:val="000000" w:themeColor="text1"/>
-          <w:lang w:val="en-US"/>
-        </w:rPr>
-        <w:t>VertexId</w:t>
-      </w:r>
-      <w:proofErr w:type="spellEnd"/>
-      <w:r>
-        <w:rPr>
-          <w:bCs/>
-          <w:color w:val="000000" w:themeColor="text1"/>
-        </w:rPr>
-        <w:t xml:space="preserve">, </w:t>
-      </w:r>
-      <w:r>
-        <w:rPr>
-          <w:bCs/>
-          <w:color w:val="000000" w:themeColor="text1"/>
-          <w:lang w:val="en-US"/>
-        </w:rPr>
-        <w:t>Vertex</w:t>
-      </w:r>
-      <w:r>
-        <w:rPr>
-          <w:bCs/>
-          <w:color w:val="000000" w:themeColor="text1"/>
-        </w:rPr>
-        <w:t>&gt;) - Выводит текущее состояние алгоритма для отладки и демонстрации:</w:t>
-      </w:r>
-      <w:r>
-        <w:rPr>
-          <w:bCs/>
-          <w:color w:val="000000" w:themeColor="text1"/>
-        </w:rPr>
-        <w:t xml:space="preserve"> </w:t>
-      </w:r>
-      <w:r>
-        <w:rPr>
-          <w:bCs/>
-          <w:color w:val="000000" w:themeColor="text1"/>
-        </w:rPr>
-        <w:t xml:space="preserve">частичный результат, текущий стек и </w:t>
-      </w:r>
-      <w:proofErr w:type="spellStart"/>
-      <w:r>
-        <w:rPr>
-          <w:bCs/>
-          <w:color w:val="000000" w:themeColor="text1"/>
-          <w:lang w:val="en-US"/>
-        </w:rPr>
-        <w:t>inDegree</w:t>
-      </w:r>
-      <w:proofErr w:type="spellEnd"/>
-      <w:r>
-        <w:rPr>
-          <w:bCs/>
-          <w:color w:val="000000" w:themeColor="text1"/>
-        </w:rPr>
-        <w:t xml:space="preserve"> каждой вершины.  </w:t>
-      </w:r>
-    </w:p>
-    <w:p>
-      <w:pPr>
-        <w:pStyle w:val="a1"/>
-        <w:rPr>
-          <w:bCs/>
-          <w:color w:val="000000" w:themeColor="text1"/>
-        </w:rPr>
-      </w:pPr>
-      <w:proofErr w:type="spellStart"/>
-      <w:r>
-        <w:rPr>
-          <w:bCs/>
-          <w:color w:val="000000" w:themeColor="text1"/>
-          <w:lang w:val="en-US"/>
-        </w:rPr>
-        <w:t>VisDataSet</w:t>
-      </w:r>
-      <w:proofErr w:type="spellEnd"/>
-      <w:r>
-        <w:rPr>
-          <w:bCs/>
-          <w:color w:val="000000" w:themeColor="text1"/>
-        </w:rPr>
-        <w:t xml:space="preserve"> — реактивный контейнер данных для вершин и ребер.</w:t>
-      </w:r>
-    </w:p>
-    <w:p>
-      <w:pPr>
-        <w:pStyle w:val="a1"/>
-        <w:rPr>
-          <w:bCs/>
-          <w:color w:val="000000" w:themeColor="text1"/>
-        </w:rPr>
-      </w:pPr>
-      <w:proofErr w:type="spellStart"/>
-      <w:r>
-        <w:rPr>
-          <w:bCs/>
-          <w:color w:val="000000" w:themeColor="text1"/>
-          <w:lang w:val="en-US"/>
-        </w:rPr>
         <w:t>VisNetwork</w:t>
       </w:r>
-      <w:proofErr w:type="spellEnd"/>
       <w:r>
         <w:rPr>
           <w:bCs/>
@@ -6317,14 +5993,12 @@
       <w:r>
         <w:t xml:space="preserve">Тестирование проводилось на этапе 2, так как последующие этапы не подразумевают изменений в коде, отвечающем за алгоритмическую часть. В связи с малым количеством возможно проблемных ситуаций, тестирование проводилось вручную, путём модификации передаваемого </w:t>
       </w:r>
-      <w:proofErr w:type="spellStart"/>
       <w:r>
         <w:rPr>
           <w:lang w:val="en-US"/>
         </w:rPr>
         <w:t>json</w:t>
       </w:r>
-      <w:proofErr w:type="spellEnd"/>
       <w:r>
         <w:t xml:space="preserve"> </w:t>
       </w:r>
@@ -6340,14 +6014,12 @@
       <w:r>
         <w:t xml:space="preserve">Так же были протестированы промежуточные варианты, ошибки в структуре </w:t>
       </w:r>
-      <w:proofErr w:type="spellStart"/>
       <w:r>
         <w:rPr>
           <w:lang w:val="en-US"/>
         </w:rPr>
         <w:t>json</w:t>
       </w:r>
-      <w:proofErr w:type="spellEnd"/>
       <w:r>
         <w:t xml:space="preserve"> файла и крайние ситуации. В ходе тестирования ошибок выявлено не было. Программа </w:t>
       </w:r>
@@ -6445,83 +6117,19 @@
         <w:t xml:space="preserve">Так же были использованы такие библиотеки и фреймворки, как </w:t>
       </w:r>
       <w:r>
-        <w:t xml:space="preserve">фреймворк </w:t>
-      </w:r>
-      <w:proofErr w:type="spellStart"/>
-      <w:r>
-        <w:t>KVision</w:t>
-      </w:r>
-      <w:proofErr w:type="spellEnd"/>
-      <w:r>
-        <w:t xml:space="preserve"> (интерфейс пользователя), библиотека vis.js Network (интерактивная визуализация графа через </w:t>
-      </w:r>
-      <w:proofErr w:type="spellStart"/>
-      <w:r>
-        <w:t>Kotlin</w:t>
-      </w:r>
-      <w:proofErr w:type="spellEnd"/>
-      <w:r>
-        <w:t xml:space="preserve">/JS </w:t>
-      </w:r>
-      <w:proofErr w:type="spellStart"/>
-      <w:r>
-        <w:t>биндинги</w:t>
-      </w:r>
-      <w:proofErr w:type="spellEnd"/>
-      <w:r>
-        <w:t>).</w:t>
+        <w:t>фреймворк KVision (интерфейс пользователя), библиотека vis.js Network (интерактивная визуализация графа через Kotlin/JS биндинги).</w:t>
       </w:r>
       <w:r>
         <w:br/>
-        <w:t xml:space="preserve">Бэкенд: </w:t>
-      </w:r>
-      <w:proofErr w:type="spellStart"/>
-      <w:r>
-        <w:t>Kotlin</w:t>
-      </w:r>
-      <w:proofErr w:type="spellEnd"/>
-      <w:r>
-        <w:t xml:space="preserve">, асинхронный веб-фреймворк </w:t>
-      </w:r>
-      <w:proofErr w:type="spellStart"/>
-      <w:r>
-        <w:t>Ktor</w:t>
-      </w:r>
-      <w:proofErr w:type="spellEnd"/>
-      <w:r>
-        <w:t xml:space="preserve"> (порт 8080).</w:t>
+        <w:t>Бэкенд: Kotlin, асинхронный веб-фреймворк Ktor (порт 8080).</w:t>
       </w:r>
       <w:r>
         <w:br/>
-        <w:t xml:space="preserve">Сериализация данных: библиотека </w:t>
-      </w:r>
-      <w:proofErr w:type="spellStart"/>
-      <w:r>
-        <w:t>kotlinx.serialization</w:t>
-      </w:r>
-      <w:proofErr w:type="spellEnd"/>
-      <w:r>
-        <w:t xml:space="preserve"> (стандарт JSON).</w:t>
+        <w:t>Сериализация данных: библиотека kotlinx.serialization (стандарт JSON).</w:t>
       </w:r>
       <w:r>
         <w:br/>
-        <w:t xml:space="preserve">Асинхронность: </w:t>
-      </w:r>
-      <w:proofErr w:type="spellStart"/>
-      <w:r>
-        <w:t>Kotlin</w:t>
-      </w:r>
-      <w:proofErr w:type="spellEnd"/>
-      <w:r>
-        <w:t xml:space="preserve"> </w:t>
-      </w:r>
-      <w:proofErr w:type="spellStart"/>
-      <w:r>
-        <w:t>Coroutines</w:t>
-      </w:r>
-      <w:proofErr w:type="spellEnd"/>
-      <w:r>
-        <w:t xml:space="preserve"> (для предотвращения блокировки UI-потока браузера во время сетевых запросов).</w:t>
+        <w:t>Асинхронность: Kotlin Coroutines (для предотвращения блокировки UI-потока браузера во время сетевых запросов).</w:t>
       </w:r>
     </w:p>
     <w:p>
@@ -6568,12 +6176,61 @@
       <w:pPr>
         <w:pStyle w:val="a1"/>
       </w:pPr>
-      <w:r>
+    </w:p>
+    <w:p>
+      <w:pPr>
+        <w:pStyle w:val="a1"/>
+        <w:rPr>
+          <w:bCs/>
+          <w:color w:val="000000" w:themeColor="text1"/>
+        </w:rPr>
+      </w:pPr>
+      <w:r>
+        <w:rPr>
+          <w:bCs/>
+          <w:color w:val="000000" w:themeColor="text1"/>
+        </w:rPr>
+        <w:t xml:space="preserve">Отзыв руководителя </w:t>
+      </w:r>
+      <w:r>
+        <w:rPr>
+          <w:bCs/>
+          <w:color w:val="000000" w:themeColor="text1"/>
+        </w:rPr>
+        <w:t xml:space="preserve">(рис. </w:t>
+      </w:r>
+      <w:r>
+        <w:rPr>
+          <w:bCs/>
+          <w:color w:val="000000" w:themeColor="text1"/>
+        </w:rPr>
+        <w:t>5</w:t>
+      </w:r>
+      <w:r>
+        <w:rPr>
+          <w:bCs/>
+          <w:color w:val="000000" w:themeColor="text1"/>
+        </w:rPr>
+        <w:t>).</w:t>
+      </w:r>
+    </w:p>
+    <w:p>
+      <w:pPr>
+        <w:pStyle w:val="af3"/>
+        <w:rPr>
+          <w:color w:val="C00000"/>
+        </w:rPr>
+      </w:pPr>
+      <w:r>
+        <w:rPr>
+          <w:noProof/>
+          <w:lang w:eastAsia="ja-JP" w:bidi="ar-SA"/>
+        </w:rPr>
         <w:drawing>
-          <wp:inline distT="0" distB="0" distL="0" distR="0" wp14:anchorId="3C34EFCF" wp14:editId="33531CDD">
-            <wp:extent cx="5308218" cy="5219700"/>
-            <wp:effectExtent l="0" t="0" r="6985" b="0"/>
-            <wp:docPr id="748823515" name="Рисунок 1"/>
+          <wp:inline distT="0" distB="0" distL="0" distR="0" wp14:anchorId="46E69AB1" wp14:editId="2B2123A8">
+            <wp:extent cx="5241384" cy="5151120"/>
+            <wp:effectExtent l="0" t="0" r="0" b="0"/>
+            <wp:docPr id="716101259" name="Рисунок 3"/>
             <wp:cNvGraphicFramePr>
               <a:graphicFrameLocks xmlns:a="http://schemas.openxmlformats.org/drawingml/2006/main" noChangeAspect="1"/>
             </wp:cNvGraphicFramePr>
@@ -6581,11 +6238,19 @@
               <a:graphicData uri="http://schemas.openxmlformats.org/drawingml/2006/picture">
                 <pic:pic xmlns:pic="http://schemas.openxmlformats.org/drawingml/2006/picture">
                   <pic:nvPicPr>
-                    <pic:cNvPr id="748823515" name=""/>
-                    <pic:cNvPicPr/>
+                    <pic:cNvPr id="716101259" name="Рисунок 3"/>
+                    <pic:cNvPicPr>
+                      <a:picLocks noChangeAspect="1" noChangeArrowheads="1"/>
+                    </pic:cNvPicPr>
                   </pic:nvPicPr>
                   <pic:blipFill>
-                    <a:blip r:embed="rId13"/>
+                    <a:blip r:embed="rId13">
+                      <a:extLst>
+                        <a:ext uri="{28A0092B-C50C-407E-A947-70E740481C1C}">
+                          <a14:useLocalDpi xmlns:a14="http://schemas.microsoft.com/office/drawing/2010/main" val="0"/>
+                        </a:ext>
+                      </a:extLst>
+                    </a:blip>
                     <a:stretch>
                       <a:fillRect/>
                     </a:stretch>
@@ -6593,11 +6258,12 @@
                   <pic:spPr>
                     <a:xfrm>
                       <a:off x="0" y="0"/>
-                      <a:ext cx="5310874" cy="5222312"/>
+                      <a:ext cx="5254967" cy="5164469"/>
                     </a:xfrm>
                     <a:prstGeom prst="rect">
                       <a:avLst/>
                     </a:prstGeom>
+                    <a:noFill/>
                   </pic:spPr>
                 </pic:pic>
               </a:graphicData>
@@ -6608,6 +6274,25 @@
     </w:p>
     <w:p>
       <w:pPr>
+        <w:pStyle w:val="af3"/>
+      </w:pPr>
+      <w:r>
+        <w:t xml:space="preserve">Рисунок </w:t>
+      </w:r>
+      <w:r>
+        <w:t>5</w:t>
+      </w:r>
+      <w:r>
+        <w:t xml:space="preserve"> – Отзыв руководителя</w:t>
+      </w:r>
+    </w:p>
+    <w:p>
+      <w:pPr>
+        <w:pStyle w:val="a1"/>
+      </w:pPr>
+    </w:p>
+    <w:p>
+      <w:pPr>
         <w:pStyle w:val="a1"/>
       </w:pPr>
     </w:p>
@@ -6651,21 +6336,8 @@
         <w:pStyle w:val="a1"/>
       </w:pPr>
       <w:r>
-        <w:t xml:space="preserve">В ходе учебной практики была выполнена командная разработка программного продукта — визуализатора алгоритма топологической сортировки Кана на языке </w:t>
-      </w:r>
-      <w:proofErr w:type="spellStart"/>
-      <w:r>
-        <w:t>Kotlin</w:t>
-      </w:r>
-      <w:proofErr w:type="spellEnd"/>
-      <w:r>
-        <w:t xml:space="preserve">. Полностью решены все поставленные задачи: пройден вводный курс по языку </w:t>
-      </w:r>
-      <w:proofErr w:type="spellStart"/>
-      <w:r>
-        <w:t>Kotlin</w:t>
-      </w:r>
-      <w:proofErr w:type="spellEnd"/>
+        <w:t>В ходе учебной практики была выполнена командная разработка программного продукта — визуализатора алгоритма топологической сортировки Кана на языке Kotlin. Полностью решены все поставленные задачи: пройден вводный курс по языку Kotlin</w:t>
+      </w:r>
       <w:r>
         <w:t xml:space="preserve"> </w:t>
       </w:r>
@@ -6685,13 +6357,8 @@
         <w:t xml:space="preserve"> </w:t>
       </w:r>
       <w:r>
-        <w:t xml:space="preserve">составлена спецификация программы, согласован план работ и распределены роли в бригаде, освоен фреймворк </w:t>
-      </w:r>
-      <w:proofErr w:type="spellStart"/>
-      <w:r>
-        <w:t>KVision</w:t>
-      </w:r>
-      <w:proofErr w:type="spellEnd"/>
+        <w:t>составлена спецификация программы, согласован план работ и распределены роли в бригаде, освоен фреймворк KVision</w:t>
+      </w:r>
       <w:r>
         <w:t xml:space="preserve"> [</w:t>
       </w:r>
@@ -6702,39 +6369,27 @@
         <w:t>]</w:t>
       </w:r>
       <w:r>
-        <w:t xml:space="preserve"> и библиотека vis.js, что позволило создать интерактивный веб-интерфейс, реализована архитектура приложения: классы </w:t>
-      </w:r>
-      <w:proofErr w:type="spellStart"/>
-      <w:r>
-        <w:t>Graph</w:t>
-      </w:r>
-      <w:proofErr w:type="spellEnd"/>
-      <w:r>
-        <w:t xml:space="preserve">, </w:t>
-      </w:r>
-      <w:proofErr w:type="spellStart"/>
-      <w:r>
-        <w:t>Vertex</w:t>
-      </w:r>
-      <w:proofErr w:type="spellEnd"/>
-      <w:r>
-        <w:t>, Edge, парсер JSON-файлов, алгоритм Кана с пошаговым режимом и детектированием циклов, разработан графический интерфейс с областью рисования графа, панелью управления и загрузкой данных, проведено тестирование алгоритмической части на различных типах графов (ацикличные, циклические, несвязные), а также ручное тестирование интерфейса; ошибок и непредвиденного поведения не выявлено.</w:t>
-      </w:r>
-    </w:p>
-    <w:p>
-      <w:pPr>
-        <w:pStyle w:val="a1"/>
-      </w:pPr>
-      <w:r>
-        <w:t xml:space="preserve">Созданное приложение полностью удовлетворяет исходным требованиям и может использоваться в учебном процессе для демонстрации работы алгоритма топологической сортировки. Полученные навыки программирования на </w:t>
-      </w:r>
-      <w:proofErr w:type="spellStart"/>
-      <w:r>
-        <w:t>Kotlin</w:t>
-      </w:r>
-      <w:proofErr w:type="spellEnd"/>
-      <w:r>
-        <w:t>, проектирования веб-приложений и командной разработки будут полезны в дальнейшей профессиональной деятельности.</w:t>
+        <w:t xml:space="preserve"> и библиотека vis.js, что позволило создать интерактивный веб-интерфейс, реализована архитектура приложения</w:t>
+      </w:r>
+      <w:r>
+        <w:t>[3</w:t>
+      </w:r>
+      <w:r>
+        <w:rPr>
+          <w:lang w:val="en-US"/>
+        </w:rPr>
+        <w:t>]</w:t>
+      </w:r>
+      <w:r>
+        <w:t>: классы Graph, Vertex, Edge, парсер JSON-файлов, алгоритм Кана с пошаговым режимом и детектированием циклов, разработан графический интерфейс с областью рисования графа, панелью управления и загрузкой данных, проведено тестирование алгоритмической части на различных типах графов (ацикличные, циклические, несвязные), а также ручное тестирование интерфейса; ошибок и непредвиденного поведения не выявлено.</w:t>
+      </w:r>
+    </w:p>
+    <w:p>
+      <w:pPr>
+        <w:pStyle w:val="a1"/>
+      </w:pPr>
+      <w:r>
+        <w:t>Созданное приложение полностью удовлетворяет исходным требованиям и может использоваться в учебном процессе для демонстрации работы алгоритма топологической сортировки. Полученные навыки программирования на Kotlin, проектирования веб-приложений и командной разработки будут полезны в дальнейшей профессиональной деятельности.</w:t>
       </w:r>
       <w:r>
         <w:br w:type="page"/>
@@ -6778,15 +6433,7 @@
         </w:numPr>
       </w:pPr>
       <w:r>
-        <w:t xml:space="preserve">Введение в </w:t>
-      </w:r>
-      <w:proofErr w:type="spellStart"/>
-      <w:r>
-        <w:t>Kotlin</w:t>
-      </w:r>
-      <w:proofErr w:type="spellEnd"/>
-      <w:r>
-        <w:t xml:space="preserve"> JVM</w:t>
+        <w:t>Введение в Kotlin JVM</w:t>
       </w:r>
       <w:r>
         <w:t xml:space="preserve"> </w:t>
@@ -6824,14 +6471,12 @@
           <w:numId w:val="5"/>
         </w:numPr>
       </w:pPr>
-      <w:proofErr w:type="spellStart"/>
       <w:r>
         <w:rPr>
           <w:lang w:val="en-US"/>
         </w:rPr>
         <w:t>KVision</w:t>
       </w:r>
-      <w:proofErr w:type="spellEnd"/>
       <w:r>
         <w:t xml:space="preserve"> [</w:t>
       </w:r>
@@ -6898,14 +6543,12 @@
       <w:r>
         <w:t>://</w:t>
       </w:r>
-      <w:proofErr w:type="spellStart"/>
       <w:r>
         <w:rPr>
           <w:lang w:val="en-US"/>
         </w:rPr>
         <w:t>github</w:t>
       </w:r>
-      <w:proofErr w:type="spellEnd"/>
       <w:r>
         <w:t>.</w:t>
       </w:r>
@@ -6918,14 +6561,12 @@
       <w:r>
         <w:t>/</w:t>
       </w:r>
-      <w:proofErr w:type="spellStart"/>
       <w:r>
         <w:rPr>
           <w:lang w:val="en-US"/>
         </w:rPr>
         <w:t>yankupchinskiy</w:t>
       </w:r>
-      <w:proofErr w:type="spellEnd"/>
       <w:r>
         <w:t>/</w:t>
       </w:r>
@@ -6938,25 +6579,21 @@
       <w:r>
         <w:t>_</w:t>
       </w:r>
-      <w:proofErr w:type="spellStart"/>
       <w:r>
         <w:rPr>
           <w:lang w:val="en-US"/>
         </w:rPr>
         <w:t>prac</w:t>
       </w:r>
-      <w:proofErr w:type="spellEnd"/>
       <w:r>
         <w:t>_</w:t>
       </w:r>
-      <w:proofErr w:type="spellStart"/>
       <w:r>
         <w:rPr>
           <w:lang w:val="en-US"/>
         </w:rPr>
         <w:t>TopSort</w:t>
       </w:r>
-      <w:proofErr w:type="spellEnd"/>
       <w:r>
         <w:t>.</w:t>
       </w:r>
@@ -9532,6 +9169,10 @@
 </file>
 
 <file path=customXml/item1.xml><?xml version="1.0" encoding="utf-8"?>
+<b:Sources xmlns:b="http://schemas.openxmlformats.org/officeDocument/2006/bibliography" xmlns="http://schemas.openxmlformats.org/officeDocument/2006/bibliography" SelectedStyle="\APASixthEditionOfficeOnline.xsl" StyleName="APA" Version="6"/>
+</file>
+
+<file path=customXml/item2.xml><?xml version="1.0" encoding="utf-8"?>
 <s:customData xmlns="http://www.wps.cn/officeDocument/2013/wpsCustomData" xmlns:s="http://www.wps.cn/officeDocument/2013/wpsCustomData">
   <customSectProps>
     <customSectPr/>
@@ -9539,22 +9180,18 @@
 </s:customData>
 </file>
 
-<file path=customXml/item2.xml><?xml version="1.0" encoding="utf-8"?>
-<b:Sources xmlns:b="http://schemas.openxmlformats.org/officeDocument/2006/bibliography" xmlns="http://schemas.openxmlformats.org/officeDocument/2006/bibliography" SelectedStyle="\APASixthEditionOfficeOnline.xsl" StyleName="APA" Version="6"/>
+<file path=customXml/itemProps1.xml><?xml version="1.0" encoding="utf-8"?>
+<ds:datastoreItem xmlns:ds="http://schemas.openxmlformats.org/officeDocument/2006/customXml" ds:itemID="{35107C85-4797-4801-AEFA-08DF982B5D47}">
+  <ds:schemaRefs>
+    <ds:schemaRef ds:uri="http://schemas.openxmlformats.org/officeDocument/2006/bibliography"/>
+  </ds:schemaRefs>
+</ds:datastoreItem>
 </file>
 
-<file path=customXml/itemProps1.xml><?xml version="1.0" encoding="utf-8"?>
+<file path=customXml/itemProps2.xml><?xml version="1.0" encoding="utf-8"?>
 <ds:datastoreItem xmlns:ds="http://schemas.openxmlformats.org/officeDocument/2006/customXml" ds:itemID="{B1977F7D-205B-4081-913C-38D41E755F92}">
   <ds:schemaRefs>
     <ds:schemaRef ds:uri="http://www.wps.cn/officeDocument/2013/wpsCustomData"/>
   </ds:schemaRefs>
 </ds:datastoreItem>
-</file>
-
-<file path=customXml/itemProps2.xml><?xml version="1.0" encoding="utf-8"?>
-<ds:datastoreItem xmlns:ds="http://schemas.openxmlformats.org/officeDocument/2006/customXml" ds:itemID="{35107C85-4797-4801-AEFA-08DF982B5D47}">
-  <ds:schemaRefs>
-    <ds:schemaRef ds:uri="http://schemas.openxmlformats.org/officeDocument/2006/bibliography"/>
-  </ds:schemaRefs>
-</ds:datastoreItem>
 </file>